--- a/Arquitectura de Sistemas Computacionales/Kit docente/Clase 3/Solucion Taller Clase 3 - CloudLite.docx
+++ b/Arquitectura de Sistemas Computacionales/Kit docente/Clase 3/Solucion Taller Clase 3 - CloudLite.docx
@@ -269,7 +269,7 @@
           <w:color w:val="4A4A49"/>
           <w:sz w:val="22"/>
         </w:rPr>
-        <w:t>Entregable: Dockerfile del stub + bitácora de 5 comandos con la salida real + captura del lab</w:t>
+        <w:t>Entregable: Dockerfile del stub + .dockerignore + ciclo de 5 comandos con la salida esperada y su justificación</w:t>
       </w:r>
     </w:p>
     <w:p>
